--- a/data/packs/2026-07/ACCOUNT-1001-2026-07.docx
+++ b/data/packs/2026-07/ACCOUNT-1001-2026-07.docx
@@ -31,7 +31,7 @@
     </w:p>
     <w:p>
       <w:r>
-        <w:t>First response attainment for July was 37 per cent against the 30 minute Enterprise commitment, up from 8 per cent in June. The improvement follows the support assistant going live on the account at the start of the month.</w:t>
+        <w:t>First response attainment for July was 37 per cent against the 30 minute Enterprise commitment, up from 8 per cent in June. The improvement follows the help portal going live on the account at the start of the month.</w:t>
       </w:r>
     </w:p>
     <w:p>
@@ -62,7 +62,7 @@
         <w:pStyle w:val="Heading2"/>
       </w:pPr>
       <w:r>
-        <w:t>Deflection</w:t>
+        <w:t>Self-service</w:t>
       </w:r>
     </w:p>
     <w:p>
